--- a/src/assets/teacher/03_1차시_교수학습과정안.docx
+++ b/src/assets/teacher/03_1차시_교수학습과정안.docx
@@ -49,7 +49,7 @@
                 <w:color w:val="233A3E"/>
                 <w:sz w:val="35"/>
               </w:rPr>
-              <w:t>1차시 · 사람과 AI, 누가 더 잘 볼까?</w:t>
+              <w:t>1차시 · 자동으로 움직이면 모두 AI일까?</w:t>
             </w:r>
           </w:p>
         </w:tc>
@@ -701,7 +701,7 @@
                 <w:color w:val="233A3E"/>
                 <w:sz w:val="13"/>
               </w:rPr>
-              <w:t>인공지능과의 첫 만남 - 사람과 AI의 인식 방식 차이</w:t>
+              <w:t>생활 속 AI 구별 - 추천·인식·분류와 자동 기계의 차이</w:t>
             </w:r>
           </w:p>
         </w:tc>
@@ -804,7 +804,7 @@
                 <w:color w:val="233A3E"/>
                 <w:sz w:val="13"/>
               </w:rPr>
-              <w:t>생활 속에서 AI가 활용되는 장면을 찾아 설명할 수 있다.</w:t>
+              <w:t>생활 속 장면을 AI와 자동 기계로 구별하고 근거를 말할 수 있다.</w:t>
             </w:r>
           </w:p>
         </w:tc>
@@ -866,7 +866,7 @@
                 <w:color w:val="233A3E"/>
                 <w:sz w:val="13"/>
               </w:rPr>
-              <w:t>같은 문장을 보고 자신의 상상과 AI 그림의 같은 점·다른 점을 찾을 수 있다.</w:t>
+              <w:t>추천·인식·분류 기능을 알맞은 사례와 연결할 수 있다.</w:t>
             </w:r>
           </w:p>
         </w:tc>
@@ -928,7 +928,7 @@
                 <w:color w:val="233A3E"/>
                 <w:sz w:val="13"/>
               </w:rPr>
-              <w:t>사람은 경험과 기억을, AI는 학습한 데이터를 바탕으로 이해한다는 차이를 말할 수 있다.</w:t>
+              <w:t>자동 기계는 정해진 조건과 규칙에 따라 움직이고, AI는 데이터의 특징을 이용한다는 차이를 설명할 수 있다.</w:t>
             </w:r>
           </w:p>
         </w:tc>
@@ -1239,7 +1239,7 @@
                 <w:color w:val="233A3E"/>
                 <w:sz w:val="11"/>
               </w:rPr>
-              <w:t>생활 속 AI 경험을 질문하고 핵심 질문을 제시한다.</w:t>
+              <w:t>자동문과 영상 추천 장면을 보여 주고 핵심 질문을 제시한다.</w:t>
             </w:r>
           </w:p>
         </w:tc>
@@ -1267,7 +1267,7 @@
                 <w:color w:val="233A3E"/>
                 <w:sz w:val="11"/>
               </w:rPr>
-              <w:t>자신의 경험을 발표하고 사람과 AI의 이해를 예상한다.</w:t>
+              <w:t>두 장면의 공통점과 차이점을 예상하여 말한다.</w:t>
             </w:r>
           </w:p>
         </w:tc>
@@ -1323,7 +1323,7 @@
                 <w:color w:val="233A3E"/>
                 <w:sz w:val="11"/>
               </w:rPr>
-              <w:t>정답을 먼저 설명하지 않고 경험을 충분히 듣는다.</w:t>
+              <w:t>자동이라는 말만으로 AI 여부를 정하지 않도록 한다.</w:t>
             </w:r>
           </w:p>
         </w:tc>
@@ -1415,7 +1415,7 @@
                 <w:color w:val="233A3E"/>
                 <w:sz w:val="11"/>
               </w:rPr>
-              <w:t>생활 속 장면 6가지를 제시하고 AI 장면 선택과 이유 확인을 안내한다.</w:t>
+              <w:t>생활 속 사례 8개를 제시하고 각 기능을 예상하게 한다.</w:t>
             </w:r>
           </w:p>
         </w:tc>
@@ -1444,7 +1444,7 @@
                 <w:color w:val="233A3E"/>
                 <w:sz w:val="11"/>
               </w:rPr>
-              <w:t>웹앱에서 AI 장면을 선택하고 설명을 읽으며 선택을 수정한다.</w:t>
+              <w:t>활동지 사례표를 보고 추천·인식·분류·자동 기계 중 하나를 예상한다.</w:t>
             </w:r>
           </w:p>
         </w:tc>
@@ -1473,7 +1473,9 @@
                 <w:color w:val="233A3E"/>
                 <w:sz w:val="11"/>
               </w:rPr>
-              <w:t>학생 웹앱</w:t>
+              <w:t>PPT 3~6</w:t>
+              <w:br/>
+              <w:t>활동지</w:t>
             </w:r>
           </w:p>
         </w:tc>
@@ -1502,7 +1504,7 @@
                 <w:color w:val="233A3E"/>
                 <w:sz w:val="11"/>
               </w:rPr>
-              <w:t>모든 자동 기계가 AI인 것은 아님을 사례로 구분한다.</w:t>
+              <w:t>센서와 알람처럼 정해진 조건에 반응하는 사례를 비교한다.</w:t>
             </w:r>
           </w:p>
         </w:tc>
@@ -1591,7 +1593,7 @@
                 <w:color w:val="233A3E"/>
                 <w:sz w:val="11"/>
               </w:rPr>
-              <w:t>같은 문장을 제시해 학생이 먼저 상상하게 한 뒤 AI 이미지 생성을 시연한다.</w:t>
+              <w:t>추천·인식·분류의 뜻과 자동 기계의 특징을 설명하고 활동지 사례표를 완성하게 한다.</w:t>
             </w:r>
           </w:p>
         </w:tc>
@@ -1619,7 +1621,7 @@
                 <w:color w:val="233A3E"/>
                 <w:sz w:val="11"/>
               </w:rPr>
-              <w:t>표정·시간·분위기·비를 선택하고 그린 뒤 AI 결과와 비교한다.</w:t>
+              <w:t>8개 사례를 네 가지 기능으로 구별해 기록하고 짝과 근거를 이야기한다.</w:t>
             </w:r>
           </w:p>
         </w:tc>
@@ -1647,9 +1649,9 @@
                 <w:color w:val="233A3E"/>
                 <w:sz w:val="11"/>
               </w:rPr>
+              <w:t>PPT 7~11</w:t>
+              <w:br/>
               <w:t>활동지</w:t>
-              <w:br/>
-              <w:t>AI 이미지 도구</w:t>
             </w:r>
           </w:p>
         </w:tc>
@@ -1677,7 +1679,7 @@
                 <w:color w:val="233A3E"/>
                 <w:sz w:val="11"/>
               </w:rPr>
-              <w:t>외부 도구는 교사가 시연하며 개인정보를 입력하지 않는다.</w:t>
+              <w:t>기능 이름보다 데이터의 특징을 이용한다는 공통점에 주목한다.</w:t>
             </w:r>
           </w:p>
         </w:tc>
@@ -1769,7 +1771,7 @@
                 <w:color w:val="233A3E"/>
                 <w:sz w:val="11"/>
               </w:rPr>
-              <w:t>같은 점·다른 점을 관찰 근거로 말하게 하고 이해 방식과 연결한다.</w:t>
+              <w:t>자동 기계와 AI가 결과를 정하는 방식을 비교해 핵심 문장을 완성하게 한다.</w:t>
             </w:r>
           </w:p>
         </w:tc>
@@ -1798,7 +1800,7 @@
                 <w:color w:val="233A3E"/>
                 <w:sz w:val="11"/>
               </w:rPr>
-              <w:t>차이를 쓰고 사람은 경험과 기억, AI는 데이터라는 문장을 완성한다.</w:t>
+              <w:t>정해진 조건·규칙과 데이터의 특징·관계를 사용해 차이를 설명한다.</w:t>
             </w:r>
           </w:p>
         </w:tc>
@@ -1827,7 +1829,7 @@
                 <w:color w:val="233A3E"/>
                 <w:sz w:val="11"/>
               </w:rPr>
-              <w:t>웹앱</w:t>
+              <w:t>PPT 12~14</w:t>
               <w:br/>
               <w:t>활동지</w:t>
             </w:r>
@@ -1858,7 +1860,7 @@
                 <w:color w:val="233A3E"/>
                 <w:sz w:val="11"/>
               </w:rPr>
-              <w:t>그림의 우열보다 이해 방식의 차이에 초점을 둔다.</w:t>
+              <w:t>모든 첨단 기기나 인터넷 연결 기기가 AI인 것은 아니다.</w:t>
             </w:r>
           </w:p>
         </w:tc>
@@ -1947,7 +1949,7 @@
                 <w:color w:val="233A3E"/>
                 <w:sz w:val="11"/>
               </w:rPr>
-              <w:t>핵심 문장을 함께 읽고 새롭게 알게 된 점을 정리하게 한다.</w:t>
+              <w:t>핵심 질문에 다시 답하고 새롭게 알게 된 점을 정리하게 한다.</w:t>
             </w:r>
           </w:p>
         </w:tc>
@@ -1975,7 +1977,7 @@
                 <w:color w:val="233A3E"/>
                 <w:sz w:val="11"/>
               </w:rPr>
-              <w:t>핵심 문장을 말하고 성찰 문장을 작성한다.</w:t>
+              <w:t>AI와 자동 기계의 차이를 근거와 함께 말하고 성찰 문장을 쓴다.</w:t>
             </w:r>
           </w:p>
         </w:tc>
@@ -2004,6 +2006,8 @@
                 <w:sz w:val="11"/>
               </w:rPr>
               <w:t>PPT 15</w:t>
+              <w:br/>
+              <w:t>활동지</w:t>
             </w:r>
           </w:p>
         </w:tc>
@@ -2112,11 +2116,11 @@
                 <w:color w:val="233A3E"/>
                 <w:sz w:val="11"/>
               </w:rPr>
-              <w:t>AI 사례를 근거와 함께 구분하는가?</w:t>
+              <w:t>AI와 자동 기계를 근거와 함께 구별하는가?</w:t>
               <w:br/>
-              <w:t>그림의 같은 점과 다른 점을 관찰해 설명하는가?</w:t>
+              <w:t>추천·인식·분류를 사례와 연결하는가?</w:t>
               <w:br/>
-              <w:t>이해 방식 차이를 핵심 낱말로 말하는가?</w:t>
+              <w:t>두 방식의 차이를 핵심 낱말로 설명하는가?</w:t>
             </w:r>
           </w:p>
         </w:tc>
@@ -2150,7 +2154,7 @@
                 <w:color w:val="233A3E"/>
                 <w:sz w:val="11"/>
               </w:rPr>
-              <w:t>교사용 PPT, 학생 웹앱 또는 태블릿, A4 활동지, AI 이미지 생성 도구, 화면 공유 장치</w:t>
+              <w:t>교사용 PPT, A4 활동지, 필기구, 화면 공유 장치</w:t>
             </w:r>
           </w:p>
         </w:tc>
@@ -2184,7 +2188,7 @@
                 <w:color w:val="233A3E"/>
                 <w:sz w:val="11"/>
               </w:rPr>
-              <w:t>교사 설정 입장 → 시연 이미지 준비 → 학생 활동 공개 → 발표 화면 전체화면</w:t>
+              <w:t>교사 설정 입장 → 활동지 인쇄 → 발표 화면 전체화면</w:t>
             </w:r>
           </w:p>
         </w:tc>

--- a/src/assets/teacher/03_1차시_교수학습과정안.docx
+++ b/src/assets/teacher/03_1차시_교수학습과정안.docx
@@ -1444,7 +1444,7 @@
                 <w:color w:val="233A3E"/>
                 <w:sz w:val="11"/>
               </w:rPr>
-              <w:t>활동지 사례표를 보고 추천·인식·분류·자동 기계 중 하나를 예상한다.</w:t>
+              <w:t>사례마다 추천·인식·분류·자동 기계 중 알맞은 칸에 ○표한다.</w:t>
             </w:r>
           </w:p>
         </w:tc>
@@ -1593,7 +1593,7 @@
                 <w:color w:val="233A3E"/>
                 <w:sz w:val="11"/>
               </w:rPr>
-              <w:t>추천·인식·분류의 뜻과 자동 기계의 특징을 설명하고 활동지 사례표를 완성하게 한다.</w:t>
+              <w:t>추천·인식·분류의 뜻과 자동 기계의 특징을 쉬운 말로 설명한다.</w:t>
             </w:r>
           </w:p>
         </w:tc>
@@ -1621,7 +1621,7 @@
                 <w:color w:val="233A3E"/>
                 <w:sz w:val="11"/>
               </w:rPr>
-              <w:t>8개 사례를 네 가지 기능으로 구별해 기록하고 짝과 근거를 이야기한다.</w:t>
+              <w:t>8개 사례를 네 가지 기능으로 나누고 짝과 선택한 까닭을 말한다.</w:t>
             </w:r>
           </w:p>
         </w:tc>
@@ -1679,7 +1679,7 @@
                 <w:color w:val="233A3E"/>
                 <w:sz w:val="11"/>
               </w:rPr>
-              <w:t>기능 이름보다 데이터의 특징을 이용한다는 공통점에 주목한다.</w:t>
+              <w:t>글로 쓰기보다 먼저 말로 설명하게 하고 기능 이름 암기를 강요하지 않는다.</w:t>
             </w:r>
           </w:p>
         </w:tc>
@@ -1771,7 +1771,7 @@
                 <w:color w:val="233A3E"/>
                 <w:sz w:val="11"/>
               </w:rPr>
-              <w:t>자동 기계와 AI가 결과를 정하는 방식을 비교해 핵심 문장을 완성하게 한다.</w:t>
+              <w:t>AI와 자동 기계가 결과를 정하는 방식을 비교하고 선택 문제를 안내한다.</w:t>
             </w:r>
           </w:p>
         </w:tc>
@@ -1800,7 +1800,7 @@
                 <w:color w:val="233A3E"/>
                 <w:sz w:val="11"/>
               </w:rPr>
-              <w:t>정해진 조건·규칙과 데이터의 특징·관계를 사용해 차이를 설명한다.</w:t>
+              <w:t>데이터와 정해진 조건 중 알맞은 말을 고르고 두 장면의 답에 ○표한다.</w:t>
             </w:r>
           </w:p>
         </w:tc>
@@ -1949,7 +1949,7 @@
                 <w:color w:val="233A3E"/>
                 <w:sz w:val="11"/>
               </w:rPr>
-              <w:t>핵심 질문에 다시 답하고 새롭게 알게 된 점을 정리하게 한다.</w:t>
+              <w:t>핵심 질문에 다시 답하고 이해 정도를 스스로 확인하게 한다.</w:t>
             </w:r>
           </w:p>
         </w:tc>
@@ -1977,7 +1977,7 @@
                 <w:color w:val="233A3E"/>
                 <w:sz w:val="11"/>
               </w:rPr>
-              <w:t>AI와 자동 기계의 차이를 근거와 함께 말하고 성찰 문장을 쓴다.</w:t>
+              <w:t>AI와 자동 기계의 차이를 말하고 자기 확인 칸 하나에 ○표한다.</w:t>
             </w:r>
           </w:p>
         </w:tc>
@@ -2035,7 +2035,7 @@
                 <w:color w:val="233A3E"/>
                 <w:sz w:val="11"/>
               </w:rPr>
-              <w:t>다음 차시 옛이야기 선정 활동을 예고한다.</w:t>
+              <w:t>글쓰기 부담 없이 구두 응답과 선택 결과로 이해를 확인한다.</w:t>
             </w:r>
           </w:p>
         </w:tc>
@@ -2116,11 +2116,11 @@
                 <w:color w:val="233A3E"/>
                 <w:sz w:val="11"/>
               </w:rPr>
-              <w:t>AI와 자동 기계를 근거와 함께 구별하는가?</w:t>
+              <w:t>AI와 자동 기계를 구별하는가?</w:t>
               <w:br/>
               <w:t>추천·인식·분류를 사례와 연결하는가?</w:t>
               <w:br/>
-              <w:t>두 방식의 차이를 핵심 낱말로 설명하는가?</w:t>
+              <w:t>선택한 까닭을 말로 설명하는가?</w:t>
             </w:r>
           </w:p>
         </w:tc>
